--- a/src/ReportExt/SalesInvoice.docx
+++ b/src/ReportExt/SalesInvoice.docx
@@ -1,6 +1,6 @@
 
 <file path=word/document.xml><?xml version="1.0" encoding="utf-8"?>
-<w:document xmlns:wpc="http://schemas.microsoft.com/office/word/2010/wordprocessingCanvas" xmlns:cx="http://schemas.microsoft.com/office/drawing/2014/chartex" xmlns:cx1="http://schemas.microsoft.com/office/drawing/2015/9/8/chartex" xmlns:cx2="http://schemas.microsoft.com/office/drawing/2015/10/21/chartex" xmlns:cx3="http://schemas.microsoft.com/office/drawing/2016/5/9/chartex" xmlns:cx4="http://schemas.microsoft.com/office/drawing/2016/5/10/chartex" xmlns:cx5="http://schemas.microsoft.com/office/drawing/2016/5/11/chartex" xmlns:cx6="http://schemas.microsoft.com/office/drawing/2016/5/12/chartex" xmlns:cx7="http://schemas.microsoft.com/office/drawing/2016/5/13/chartex" xmlns:cx8="http://schemas.microsoft.com/office/drawing/2016/5/14/chartex" xmlns:mc="http://schemas.openxmlformats.org/markup-compatibility/2006" xmlns:aink="http://schemas.microsoft.com/office/drawing/2016/ink" xmlns:am3d="http://schemas.microsoft.com/office/drawing/2017/model3d" xmlns:o="urn:schemas-microsoft-com:office:office" xmlns:oel="http://schemas.microsoft.com/office/2019/extlst" xmlns:r="http://schemas.openxmlformats.org/officeDocument/2006/relationships" xmlns:m="http://schemas.openxmlformats.org/officeDocument/2006/math" xmlns:v="urn:schemas-microsoft-com:vml" xmlns:wp14="http://schemas.microsoft.com/office/word/2010/wordprocessingDrawing" xmlns:wp="http://schemas.openxmlformats.org/drawingml/2006/wordprocessingDrawing" xmlns:w10="urn:schemas-microsoft-com:office:word" xmlns:w="http://schemas.openxmlformats.org/wordprocessingml/2006/main" xmlns:w14="http://schemas.microsoft.com/office/word/2010/wordml" xmlns:w15="http://schemas.microsoft.com/office/word/2012/wordml" xmlns:w16cex="http://schemas.microsoft.com/office/word/2018/wordml/cex" xmlns:w16cid="http://schemas.microsoft.com/office/word/2016/wordml/cid" xmlns:w16="http://schemas.microsoft.com/office/word/2018/wordml" xmlns:w16sdtdh="http://schemas.microsoft.com/office/word/2020/wordml/sdtdatahash" xmlns:w16se="http://schemas.microsoft.com/office/word/2015/wordml/symex" xmlns:wpg="http://schemas.microsoft.com/office/word/2010/wordprocessingGroup" xmlns:wpi="http://schemas.microsoft.com/office/word/2010/wordprocessingInk" xmlns:wne="http://schemas.microsoft.com/office/word/2006/wordml" xmlns:wps="http://schemas.microsoft.com/office/word/2010/wordprocessingShape" mc:Ignorable="w14 w15 w16se w16cid w16 w16cex w16sdtdh wp14">
+<w:document xmlns:wpc="http://schemas.microsoft.com/office/word/2010/wordprocessingCanvas" xmlns:cx="http://schemas.microsoft.com/office/drawing/2014/chartex" xmlns:cx1="http://schemas.microsoft.com/office/drawing/2015/9/8/chartex" xmlns:cx2="http://schemas.microsoft.com/office/drawing/2015/10/21/chartex" xmlns:cx3="http://schemas.microsoft.com/office/drawing/2016/5/9/chartex" xmlns:cx4="http://schemas.microsoft.com/office/drawing/2016/5/10/chartex" xmlns:cx5="http://schemas.microsoft.com/office/drawing/2016/5/11/chartex" xmlns:cx6="http://schemas.microsoft.com/office/drawing/2016/5/12/chartex" xmlns:cx7="http://schemas.microsoft.com/office/drawing/2016/5/13/chartex" xmlns:cx8="http://schemas.microsoft.com/office/drawing/2016/5/14/chartex" xmlns:mc="http://schemas.openxmlformats.org/markup-compatibility/2006" xmlns:aink="http://schemas.microsoft.com/office/drawing/2016/ink" xmlns:am3d="http://schemas.microsoft.com/office/drawing/2017/model3d" xmlns:o="urn:schemas-microsoft-com:office:office" xmlns:r="http://schemas.openxmlformats.org/officeDocument/2006/relationships" xmlns:m="http://schemas.openxmlformats.org/officeDocument/2006/math" xmlns:v="urn:schemas-microsoft-com:vml" xmlns:wp14="http://schemas.microsoft.com/office/word/2010/wordprocessingDrawing" xmlns:wp="http://schemas.openxmlformats.org/drawingml/2006/wordprocessingDrawing" xmlns:w10="urn:schemas-microsoft-com:office:word" xmlns:w="http://schemas.openxmlformats.org/wordprocessingml/2006/main" xmlns:w14="http://schemas.microsoft.com/office/word/2010/wordml" xmlns:w15="http://schemas.microsoft.com/office/word/2012/wordml" xmlns:w16cex="http://schemas.microsoft.com/office/word/2018/wordml/cex" xmlns:w16cid="http://schemas.microsoft.com/office/word/2016/wordml/cid" xmlns:w16="http://schemas.microsoft.com/office/word/2018/wordml" xmlns:w16sdtdh="http://schemas.microsoft.com/office/word/2020/wordml/sdtdatahash" xmlns:w16se="http://schemas.microsoft.com/office/word/2015/wordml/symex" xmlns:wpg="http://schemas.microsoft.com/office/word/2010/wordprocessingGroup" xmlns:wpi="http://schemas.microsoft.com/office/word/2010/wordprocessingInk" xmlns:wne="http://schemas.microsoft.com/office/word/2006/wordml" xmlns:wps="http://schemas.microsoft.com/office/word/2010/wordprocessingShape" mc:Ignorable="w14 w15 w16se w16cid w16 w16cex w16sdtdh wp14">
   <w:body>
     <w:tbl>
       <w:tblPr>
@@ -41,6 +41,7 @@
                 <w:dataBinding w:prefixMappings="xmlns:ns0='urn:microsoft-dynamics-nav/reports/Standard_Sales_Invoice/1306/'" w:xpath="/ns0:NavWordReportXmlPart[1]/ns0:Header[1]/ns0:DocumentTitle_Lbl[1]" w:storeItemID="{DFF8BEC2-C0A4-435F-9715-E42E03FFB647}"/>
                 <w:text/>
               </w:sdtPr>
+              <w:sdtEndPr/>
               <w:sdtContent>
                 <w:proofErr w:type="spellStart"/>
                 <w:r>
@@ -72,6 +73,7 @@
                 <w:dataBinding w:prefixMappings="xmlns:ns0='urn:microsoft-dynamics-nav/reports/Standard_Sales_Invoice/1306/'" w:xpath="/ns0:NavWordReportXmlPart[1]/ns0:Header[1]/ns0:DocumentNo[1]" w:storeItemID="{DFF8BEC2-C0A4-435F-9715-E42E03FFB647}"/>
                 <w:text/>
               </w:sdtPr>
+              <w:sdtEndPr/>
               <w:sdtContent>
                 <w:r>
                   <w:rPr>
@@ -93,8 +95,9 @@
             <w:placeholder>
               <w:docPart w:val="DefaultPlaceholder_-1854013440"/>
             </w:placeholder>
-            <w15:dataBinding w:prefixMappings="xmlns:ns0='urn:microsoft-dynamics-nav/reports/Standard_Sales_Invoice/1306/' " w:xpath="/ns0:NavWordReportXmlPart[1]/ns0:Header[1]/ns0:DocumentDate[1]" w:storeItemID="{DFF8BEC2-C0A4-435F-9715-E42E03FFB647}" w16sdtdh:storeItemChecksum="BImjvg=="/>
+            <w15:dataBinding w:prefixMappings="xmlns:ns0='urn:microsoft-dynamics-nav/reports/Standard_Sales_Invoice/1306/' " w:xpath="/ns0:NavWordReportXmlPart[1]/ns0:Header[1]/ns0:DocumentDate[1]" w:storeItemID="{DFF8BEC2-C0A4-435F-9715-E42E03FFB647}" w16sdtdh:storeItemChecksum="IDnZuQ=="/>
           </w:sdtPr>
+          <w:sdtEndPr/>
           <w:sdtContent>
             <w:tc>
               <w:tcPr>
@@ -252,6 +255,7 @@
                     <w:dataBinding w:prefixMappings="xmlns:ns0='urn:microsoft-dynamics-nav/reports/Standard_Sales_Invoice/1306/'" w:xpath="/ns0:NavWordReportXmlPart[1]/ns0:Header[1]/ns0:ShipToAddress_Lbl[1]" w:storeItemID="{DFF8BEC2-C0A4-435F-9715-E42E03FFB647}"/>
                     <w:text/>
                   </w:sdtPr>
+                  <w:sdtEndPr/>
                   <w:sdtContent>
                     <w:p>
                       <w:pPr>
@@ -306,6 +310,7 @@
                     <w:dataBinding w:prefixMappings="xmlns:ns0='urn:microsoft-dynamics-nav/reports/Standard_Sales_Invoice/1306/'" w:xpath="/ns0:NavWordReportXmlPart[1]/ns0:Header[1]/ns0:PaymentTermsDescription_Lbl[1]" w:storeItemID="{DFF8BEC2-C0A4-435F-9715-E42E03FFB647}"/>
                     <w:text/>
                   </w:sdtPr>
+                  <w:sdtEndPr/>
                   <w:sdtContent>
                     <w:p>
                       <w:pPr>
@@ -407,6 +412,7 @@
                       <w:dataBinding w:prefixMappings="xmlns:ns0='urn:microsoft-dynamics-nav/reports/Standard_Sales_Invoice/1306/'" w:xpath="/ns0:NavWordReportXmlPart[1]/ns0:Header[1]/ns0:CustomerAddress1[1]" w:storeItemID="{DFF8BEC2-C0A4-435F-9715-E42E03FFB647}"/>
                       <w:text/>
                     </w:sdtPr>
+                    <w:sdtEndPr/>
                     <w:sdtContent>
                       <w:r>
                         <w:rPr>
@@ -437,6 +443,7 @@
                     <w:dataBinding w:prefixMappings="xmlns:ns0='urn:microsoft-dynamics-nav/reports/Standard_Sales_Invoice/1306/'" w:xpath="/ns0:NavWordReportXmlPart[1]/ns0:Header[1]/ns0:CustomerAddress2[1]" w:storeItemID="{DFF8BEC2-C0A4-435F-9715-E42E03FFB647}"/>
                     <w:text/>
                   </w:sdtPr>
+                  <w:sdtEndPr/>
                   <w:sdtContent>
                     <w:p>
                       <w:pPr>
@@ -478,6 +485,7 @@
                     <w:dataBinding w:prefixMappings="xmlns:ns0='urn:microsoft-dynamics-nav/reports/Standard_Sales_Invoice/1306/'" w:xpath="/ns0:NavWordReportXmlPart[1]/ns0:Header[1]/ns0:CustomerAddress3[1]" w:storeItemID="{DFF8BEC2-C0A4-435F-9715-E42E03FFB647}"/>
                     <w:text/>
                   </w:sdtPr>
+                  <w:sdtEndPr/>
                   <w:sdtContent>
                     <w:p>
                       <w:pPr>
@@ -519,6 +527,7 @@
                     <w:dataBinding w:prefixMappings="xmlns:ns0='urn:microsoft-dynamics-nav/reports/Standard_Sales_Invoice/1306/'" w:xpath="/ns0:NavWordReportXmlPart[1]/ns0:Header[1]/ns0:CustomerAddress4[1]" w:storeItemID="{DFF8BEC2-C0A4-435F-9715-E42E03FFB647}"/>
                     <w:text/>
                   </w:sdtPr>
+                  <w:sdtEndPr/>
                   <w:sdtContent>
                     <w:p>
                       <w:pPr>
@@ -560,6 +569,7 @@
                     <w:dataBinding w:prefixMappings="xmlns:ns0='urn:microsoft-dynamics-nav/reports/Standard_Sales_Invoice/1306/'" w:xpath="/ns0:NavWordReportXmlPart[1]/ns0:Header[1]/ns0:CustomerAddress5[1]" w:storeItemID="{DFF8BEC2-C0A4-435F-9715-E42E03FFB647}"/>
                     <w:text/>
                   </w:sdtPr>
+                  <w:sdtEndPr/>
                   <w:sdtContent>
                     <w:p>
                       <w:pPr>
@@ -609,13 +619,13 @@
                     <w:dataBinding w:prefixMappings="xmlns:ns0='urn:microsoft-dynamics-nav/reports/Standard_Sales_Invoice/1306/'" w:xpath="/ns0:NavWordReportXmlPart[1]/ns0:Header[1]/ns0:ShipToAddress1[1]" w:storeItemID="{DFF8BEC2-C0A4-435F-9715-E42E03FFB647}"/>
                     <w:text/>
                   </w:sdtPr>
+                  <w:sdtEndPr/>
                   <w:sdtContent>
                     <w:p>
                       <w:pPr>
                         <w:spacing w:before="40" w:after="40"/>
                         <w:rPr>
                           <w:rFonts w:ascii="Cambria" w:hAnsi="Cambria" w:eastAsia="Cambria" w:cs="Times New Roman"/>
-                          <w:color w:val="595959"/>
                           <w:kern w:val="20"/>
                           <w:sz w:val="20"/>
                           <w:szCs w:val="20"/>
@@ -650,13 +660,13 @@
                     <w:dataBinding w:prefixMappings="xmlns:ns0='urn:microsoft-dynamics-nav/reports/Standard_Sales_Invoice/1306/'" w:xpath="/ns0:NavWordReportXmlPart[1]/ns0:Header[1]/ns0:ShipToAddress2[1]" w:storeItemID="{DFF8BEC2-C0A4-435F-9715-E42E03FFB647}"/>
                     <w:text/>
                   </w:sdtPr>
+                  <w:sdtEndPr/>
                   <w:sdtContent>
                     <w:p>
                       <w:pPr>
                         <w:spacing w:before="40" w:after="40"/>
                         <w:rPr>
                           <w:rFonts w:ascii="Cambria" w:hAnsi="Cambria" w:eastAsia="Cambria" w:cs="Times New Roman"/>
-                          <w:color w:val="595959"/>
                           <w:kern w:val="20"/>
                           <w:sz w:val="20"/>
                           <w:szCs w:val="20"/>
@@ -691,13 +701,13 @@
                     <w:dataBinding w:prefixMappings="xmlns:ns0='urn:microsoft-dynamics-nav/reports/Standard_Sales_Invoice/1306/'" w:xpath="/ns0:NavWordReportXmlPart[1]/ns0:Header[1]/ns0:ShipToAddress3[1]" w:storeItemID="{DFF8BEC2-C0A4-435F-9715-E42E03FFB647}"/>
                     <w:text/>
                   </w:sdtPr>
+                  <w:sdtEndPr/>
                   <w:sdtContent>
                     <w:p>
                       <w:pPr>
                         <w:spacing w:before="40" w:after="40"/>
                         <w:rPr>
                           <w:rFonts w:ascii="Cambria" w:hAnsi="Cambria" w:eastAsia="Cambria" w:cs="Times New Roman"/>
-                          <w:color w:val="595959"/>
                           <w:kern w:val="20"/>
                           <w:sz w:val="20"/>
                           <w:szCs w:val="20"/>
@@ -732,13 +742,13 @@
                     <w:dataBinding w:prefixMappings="xmlns:ns0='urn:microsoft-dynamics-nav/reports/Standard_Sales_Invoice/1306/'" w:xpath="/ns0:NavWordReportXmlPart[1]/ns0:Header[1]/ns0:ShipToAddress4[1]" w:storeItemID="{DFF8BEC2-C0A4-435F-9715-E42E03FFB647}"/>
                     <w:text/>
                   </w:sdtPr>
+                  <w:sdtEndPr/>
                   <w:sdtContent>
                     <w:p>
                       <w:pPr>
                         <w:spacing w:before="40" w:after="40"/>
                         <w:rPr>
                           <w:rFonts w:ascii="Cambria" w:hAnsi="Cambria" w:eastAsia="Cambria" w:cs="Times New Roman"/>
-                          <w:color w:val="595959"/>
                           <w:kern w:val="20"/>
                           <w:sz w:val="20"/>
                           <w:szCs w:val="20"/>
@@ -773,13 +783,13 @@
                     <w:dataBinding w:prefixMappings="xmlns:ns0='urn:microsoft-dynamics-nav/reports/Standard_Sales_Invoice/1306/'" w:xpath="/ns0:NavWordReportXmlPart[1]/ns0:Header[1]/ns0:ShipToAddress5[1]" w:storeItemID="{DFF8BEC2-C0A4-435F-9715-E42E03FFB647}"/>
                     <w:text/>
                   </w:sdtPr>
+                  <w:sdtEndPr/>
                   <w:sdtContent>
                     <w:p>
                       <w:pPr>
                         <w:spacing w:before="40" w:after="40"/>
                         <w:rPr>
                           <w:rFonts w:ascii="Cambria" w:hAnsi="Cambria" w:eastAsia="Cambria" w:cs="Times New Roman"/>
-                          <w:color w:val="595959"/>
                           <w:kern w:val="20"/>
                           <w:sz w:val="20"/>
                           <w:szCs w:val="20"/>
@@ -805,6 +815,98 @@
                     <w:top w:val="single" w:color="7E97AD" w:themeColor="accent1" w:sz="4" w:space="0"/>
                   </w:tcBorders>
                 </w:tcPr>
+                <w:p>
+                  <w:pPr>
+                    <w:spacing w:before="40" w:after="40"/>
+                    <w:rPr>
+                      <w:rFonts w:ascii="Cambria" w:hAnsi="Cambria" w:eastAsia="Cambria" w:cs="Times New Roman"/>
+                      <w:kern w:val="20"/>
+                      <w:sz w:val="20"/>
+                      <w:szCs w:val="20"/>
+                    </w:rPr>
+                  </w:pPr>
+                  <w:sdt>
+                    <w:sdtPr>
+                      <w:rPr>
+                        <w:rFonts w:ascii="Cambria" w:hAnsi="Cambria" w:eastAsia="Cambria" w:cs="Times New Roman"/>
+                        <w:kern w:val="20"/>
+                        <w:sz w:val="20"/>
+                        <w:szCs w:val="20"/>
+                      </w:rPr>
+                      <w:alias w:val="#Nav: /Header/PaymentTermsDescription"/>
+                      <w:tag w:val="#Nav: Standard_Sales_Invoice/1306"/>
+                      <w:id w:val="220325757"/>
+                      <w:placeholder>
+                        <w:docPart w:val="BA022A3A2B7345CE9CECBA78D381A1E9"/>
+                      </w:placeholder>
+                      <w:dataBinding w:prefixMappings="xmlns:ns0='urn:microsoft-dynamics-nav/reports/Standard_Sales_Invoice/1306/'" w:xpath="/ns0:NavWordReportXmlPart[1]/ns0:Header[1]/ns0:PaymentTermsDescription[1]" w:storeItemID="{DFF8BEC2-C0A4-435F-9715-E42E03FFB647}"/>
+                      <w:text/>
+                    </w:sdtPr>
+                    <w:sdtEndPr/>
+                    <w:sdtContent>
+                      <w:proofErr w:type="spellStart"/>
+                      <w:r>
+                        <w:rPr>
+                          <w:rFonts w:ascii="Cambria" w:hAnsi="Cambria" w:eastAsia="Cambria" w:cs="Times New Roman"/>
+                          <w:kern w:val="20"/>
+                          <w:sz w:val="20"/>
+                          <w:szCs w:val="20"/>
+                        </w:rPr>
+                        <w:t>PaymentTermsDescription</w:t>
+                      </w:r>
+                      <w:proofErr w:type="spellEnd"/>
+                    </w:sdtContent>
+                  </w:sdt>
+                  <w:r>
+                    <w:rPr>
+                      <w:rFonts w:ascii="Cambria" w:hAnsi="Cambria" w:eastAsia="Cambria" w:cs="Times New Roman"/>
+                      <w:kern w:val="20"/>
+                      <w:sz w:val="20"/>
+                      <w:szCs w:val="20"/>
+                    </w:rPr>
+                    <w:t xml:space="preserve">, </w:t>
+                  </w:r>
+                </w:p>
+                <w:p>
+                  <w:pPr>
+                    <w:spacing w:before="40" w:after="40"/>
+                    <w:rPr>
+                      <w:rFonts w:ascii="Cambria" w:hAnsi="Cambria" w:eastAsia="Cambria" w:cs="Times New Roman"/>
+                      <w:kern w:val="20"/>
+                      <w:sz w:val="20"/>
+                      <w:szCs w:val="20"/>
+                    </w:rPr>
+                  </w:pPr>
+                  <w:sdt>
+                    <w:sdtPr>
+                      <w:rPr>
+                        <w:rFonts w:ascii="Cambria" w:hAnsi="Cambria" w:eastAsia="Cambria" w:cs="Times New Roman"/>
+                        <w:kern w:val="20"/>
+                        <w:sz w:val="20"/>
+                        <w:szCs w:val="20"/>
+                      </w:rPr>
+                      <w:id w:val="1258180400"/>
+                      <w:placeholder>
+                        <w:docPart w:val="DefaultPlaceholder_-1854013440"/>
+                      </w:placeholder>
+                      <w15:dataBinding w:prefixMappings="xmlns:ns0='urn:microsoft-dynamics-nav/reports/Standard_Sales_Invoice/1306/' " w:xpath="/ns0:NavWordReportXmlPart[1]/ns0:Header[1]/ns0:PaymentDueDateText[1]" w:storeItemID="{DFF8BEC2-C0A4-435F-9715-E42E03FFB647}" w16sdtdh:storeItemChecksum="IDnZuQ=="/>
+                    </w:sdtPr>
+                    <w:sdtEndPr/>
+                    <w:sdtContent>
+                      <w:proofErr w:type="spellStart"/>
+                      <w:r>
+                        <w:rPr>
+                          <w:rFonts w:ascii="Cambria" w:hAnsi="Cambria" w:eastAsia="Cambria" w:cs="Times New Roman"/>
+                          <w:kern w:val="20"/>
+                          <w:sz w:val="20"/>
+                          <w:szCs w:val="20"/>
+                        </w:rPr>
+                        <w:t>PaymentDueDateText</w:t>
+                      </w:r>
+                      <w:proofErr w:type="spellEnd"/>
+                    </w:sdtContent>
+                  </w:sdt>
+                </w:p>
                 <w:sdt>
                   <w:sdtPr>
                     <w:rPr>
@@ -813,22 +915,19 @@
                       <w:sz w:val="20"/>
                       <w:szCs w:val="20"/>
                     </w:rPr>
-                    <w:alias w:val="#Nav: /Header/PaymentTermsDescription"/>
-                    <w:tag w:val="#Nav: Standard_Sales_Invoice/1306"/>
-                    <w:id w:val="220325757"/>
+                    <w:id w:val="-124772669"/>
                     <w:placeholder>
-                      <w:docPart w:val="BA022A3A2B7345CE9CECBA78D381A1E9"/>
+                      <w:docPart w:val="DefaultPlaceholder_-1854013440"/>
                     </w:placeholder>
-                    <w:dataBinding w:prefixMappings="xmlns:ns0='urn:microsoft-dynamics-nav/reports/Standard_Sales_Invoice/1306/'" w:xpath="/ns0:NavWordReportXmlPart[1]/ns0:Header[1]/ns0:PaymentTermsDescription[1]" w:storeItemID="{DFF8BEC2-C0A4-435F-9715-E42E03FFB647}"/>
-                    <w:text/>
+                    <w15:dataBinding w:prefixMappings="xmlns:ns0='urn:microsoft-dynamics-nav/reports/Standard_Sales_Invoice/1306/' " w:xpath="/ns0:NavWordReportXmlPart[1]/ns0:Header[1]/ns0:PenaltyInterestText[1]" w:storeItemID="{DFF8BEC2-C0A4-435F-9715-E42E03FFB647}" w16sdtdh:storeItemChecksum="IDnZuQ=="/>
                   </w:sdtPr>
+                  <w:sdtEndPr/>
                   <w:sdtContent>
                     <w:p>
                       <w:pPr>
                         <w:spacing w:before="40" w:after="40"/>
                         <w:rPr>
                           <w:rFonts w:ascii="Cambria" w:hAnsi="Cambria" w:eastAsia="Cambria" w:cs="Times New Roman"/>
-                          <w:color w:val="595959"/>
                           <w:kern w:val="20"/>
                           <w:sz w:val="20"/>
                           <w:szCs w:val="20"/>
@@ -842,7 +941,7 @@
                           <w:sz w:val="20"/>
                           <w:szCs w:val="20"/>
                         </w:rPr>
-                        <w:t>PaymentTermsDescription</w:t>
+                        <w:t>PenaltyInterestText</w:t>
                       </w:r>
                       <w:proofErr w:type="spellEnd"/>
                     </w:p>
@@ -866,6 +965,7 @@
                   <w:dataBinding w:prefixMappings="xmlns:ns0='urn:microsoft-dynamics-nav/reports/Standard_Sales_Invoice/1306/'" w:xpath="/ns0:NavWordReportXmlPart[1]/ns0:Header[1]/ns0:ExternalDocumentNo[1]" w:storeItemID="{DFF8BEC2-C0A4-435F-9715-E42E03FFB647}"/>
                   <w:text/>
                 </w:sdtPr>
+                <w:sdtEndPr/>
                 <w:sdtContent>
                   <w:tc>
                     <w:tcPr>
@@ -994,6 +1094,7 @@
                   <w:dataBinding w:prefixMappings="xmlns:ns0='urn:microsoft-dynamics-nav/reports/Standard_Sales_Invoice/1306/'" w:xpath="/ns0:NavWordReportXmlPart[1]/ns0:Header[1]/ns0:SalesPerson_Lbl[1]" w:storeItemID="{DFF8BEC2-C0A4-435F-9715-E42E03FFB647}"/>
                   <w:text/>
                 </w:sdtPr>
+                <w:sdtEndPr/>
                 <w:sdtContent>
                   <w:tc>
                     <w:tcPr>
@@ -1031,8 +1132,9 @@
                   <w:placeholder>
                     <w:docPart w:val="AAD9650A4326475787A7151B5A68ACEE"/>
                   </w:placeholder>
-                  <w15:dataBinding w:prefixMappings="xmlns:ns0='urn:microsoft-dynamics-nav/reports/Standard_Sales_Invoice/1306/' " w:xpath="/ns0:NavWordReportXmlPart[1]/ns0:Header[1]/ns0:ShippingAgentCode_Lbl[1]" w:storeItemID="{DFF8BEC2-C0A4-435F-9715-E42E03FFB647}" w16sdtdh:storeItemChecksum="BImjvg=="/>
+                  <w15:dataBinding w:prefixMappings="xmlns:ns0='urn:microsoft-dynamics-nav/reports/Standard_Sales_Invoice/1306/' " w:xpath="/ns0:NavWordReportXmlPart[1]/ns0:Header[1]/ns0:ShippingAgentCode_Lbl[1]" w:storeItemID="{DFF8BEC2-C0A4-435F-9715-E42E03FFB647}" w16sdtdh:storeItemChecksum="IDnZuQ=="/>
                 </w:sdtPr>
+                <w:sdtEndPr/>
                 <w:sdtContent>
                   <w:tc>
                     <w:tcPr>
@@ -1078,8 +1180,9 @@
                   <w:placeholder>
                     <w:docPart w:val="EB462373EEA84DDCABE95A7C5F4499EB"/>
                   </w:placeholder>
-                  <w15:dataBinding w:prefixMappings="xmlns:ns0='urn:microsoft-dynamics-nav/reports/Standard_Sales_Invoice/1306/' " w:xpath="/ns0:NavWordReportXmlPart[1]/ns0:Header[1]/ns0:PackageTrackingNo_Lbl[1]" w:storeItemID="{DFF8BEC2-C0A4-435F-9715-E42E03FFB647}" w16sdtdh:storeItemChecksum="BImjvg=="/>
+                  <w15:dataBinding w:prefixMappings="xmlns:ns0='urn:microsoft-dynamics-nav/reports/Standard_Sales_Invoice/1306/' " w:xpath="/ns0:NavWordReportXmlPart[1]/ns0:Header[1]/ns0:PackageTrackingNo_Lbl[1]" w:storeItemID="{DFF8BEC2-C0A4-435F-9715-E42E03FFB647}" w16sdtdh:storeItemChecksum="IDnZuQ=="/>
                 </w:sdtPr>
+                <w:sdtEndPr/>
                 <w:sdtContent>
                   <w:tc>
                     <w:tcPr>
@@ -1156,6 +1259,7 @@
                   <w:dataBinding w:prefixMappings="xmlns:ns0='urn:microsoft-dynamics-nav/reports/Standard_Sales_Invoice/1306/'" w:xpath="/ns0:NavWordReportXmlPart[1]/ns0:Header[1]/ns0:SalesPersonName[1]" w:storeItemID="{DFF8BEC2-C0A4-435F-9715-E42E03FFB647}"/>
                   <w:text/>
                 </w:sdtPr>
+                <w:sdtEndPr/>
                 <w:sdtContent>
                   <w:tc>
                     <w:tcPr>
@@ -1204,8 +1308,9 @@
                   <w:placeholder>
                     <w:docPart w:val="319BAF930D644A619008129585A462D9"/>
                   </w:placeholder>
-                  <w15:dataBinding w:prefixMappings="xmlns:ns0='urn:microsoft-dynamics-nav/reports/Standard_Sales_Invoice/1306/' " w:xpath="/ns0:NavWordReportXmlPart[1]/ns0:Header[1]/ns0:ShippingAgentCode[1]" w:storeItemID="{DFF8BEC2-C0A4-435F-9715-E42E03FFB647}" w16sdtdh:storeItemChecksum="BImjvg=="/>
+                  <w15:dataBinding w:prefixMappings="xmlns:ns0='urn:microsoft-dynamics-nav/reports/Standard_Sales_Invoice/1306/' " w:xpath="/ns0:NavWordReportXmlPart[1]/ns0:Header[1]/ns0:ShippingAgentCode[1]" w:storeItemID="{DFF8BEC2-C0A4-435F-9715-E42E03FFB647}" w16sdtdh:storeItemChecksum="IDnZuQ=="/>
                 </w:sdtPr>
+                <w:sdtEndPr/>
                 <w:sdtContent>
                   <w:tc>
                     <w:tcPr>
@@ -1255,8 +1360,9 @@
                   <w:placeholder>
                     <w:docPart w:val="472123601BDD4C8EA60F7B8DD57D5C8E"/>
                   </w:placeholder>
-                  <w15:dataBinding w:prefixMappings="xmlns:ns0='urn:microsoft-dynamics-nav/reports/Standard_Sales_Invoice/1306/' " w:xpath="/ns0:NavWordReportXmlPart[1]/ns0:Header[1]/ns0:PackageTrackingNo[1]" w:storeItemID="{DFF8BEC2-C0A4-435F-9715-E42E03FFB647}" w16sdtdh:storeItemChecksum="BImjvg=="/>
+                  <w15:dataBinding w:prefixMappings="xmlns:ns0='urn:microsoft-dynamics-nav/reports/Standard_Sales_Invoice/1306/' " w:xpath="/ns0:NavWordReportXmlPart[1]/ns0:Header[1]/ns0:PackageTrackingNo[1]" w:storeItemID="{DFF8BEC2-C0A4-435F-9715-E42E03FFB647}" w16sdtdh:storeItemChecksum="IDnZuQ=="/>
                 </w:sdtPr>
+                <w:sdtEndPr/>
                 <w:sdtContent>
                   <w:tc>
                     <w:tcPr>
@@ -1421,6 +1527,7 @@
                 <w:dataBinding w:prefixMappings="xmlns:ns0='urn:microsoft-dynamics-nav/reports/Standard_Sales_Invoice/1306/'" w:xpath="/ns0:NavWordReportXmlPart[1]/ns0:Header[1]/ns0:Line[1]/ns0:ItemNo_Line_Lbl[1]" w:storeItemID="{DFF8BEC2-C0A4-435F-9715-E42E03FFB647}"/>
                 <w:text/>
               </w:sdtPr>
+              <w:sdtEndPr/>
               <w:sdtContent>
                 <w:proofErr w:type="spellStart"/>
                 <w:r>
@@ -1454,6 +1561,7 @@
             <w:dataBinding w:prefixMappings="xmlns:ns0='urn:microsoft-dynamics-nav/reports/Standard_Sales_Invoice/1306/'" w:xpath="/ns0:NavWordReportXmlPart[1]/ns0:Header[1]/ns0:Line[1]/ns0:Description_Line_Lbl[1]" w:storeItemID="{DFF8BEC2-C0A4-435F-9715-E42E03FFB647}"/>
             <w:text/>
           </w:sdtPr>
+          <w:sdtEndPr/>
           <w:sdtContent>
             <w:tc>
               <w:tcPr>
@@ -1589,6 +1697,7 @@
             <w15:appearance w15:val="hidden"/>
             <w:text/>
           </w:sdtPr>
+          <w:sdtEndPr/>
           <w:sdtContent>
             <w:tc>
               <w:tcPr>
@@ -1656,6 +1765,7 @@
                 <w:dataBinding w:prefixMappings="xmlns:ns0='urn:microsoft-dynamics-nav/reports/Standard_Sales_Invoice/1306/'" w:xpath="/ns0:NavWordReportXmlPart[1]/ns0:Header[1]/ns0:SalesInvoiceLineDiscount_Lbl[1]" w:storeItemID="{DFF8BEC2-C0A4-435F-9715-E42E03FFB647}"/>
                 <w:text/>
               </w:sdtPr>
+              <w:sdtEndPr/>
               <w:sdtContent>
                 <w:proofErr w:type="spellStart"/>
                 <w:r>
@@ -1743,7 +1853,7 @@
           <w:alias w:val="#Nav: /Header/Line"/>
           <w:tag w:val="#Nav: Standard_Sales_Invoice/1306"/>
           <w:id w:val="1342044286"/>
-          <w15:dataBinding w:prefixMappings="xmlns:ns0='urn:microsoft-dynamics-nav/reports/Standard_Sales_Invoice/1306/'" w:xpath="/ns0:NavWordReportXmlPart[1]/ns0:Header[1]/ns0:Line" w:storeItemID="{DFF8BEC2-C0A4-435F-9715-E42E03FFB647}"/>
+          <w15:dataBinding w:prefixMappings="xmlns:ns0='urn:microsoft-dynamics-nav/reports/Standard_Sales_Invoice/1306/' " w:xpath="/ns0:NavWordReportXmlPart[1]/ns0:Header[1]/ns0:Line" w:storeItemID="{DFF8BEC2-C0A4-435F-9715-E42E03FFB647}"/>
           <w15:repeatingSection/>
         </w:sdtPr>
         <w:sdtEndPr>
@@ -2024,6 +2134,7 @@
                                                                 <w:dataBinding w:prefixMappings="xmlns:ns0='urn:microsoft-dynamics-nav/reports/Standard_Sales_Invoice/1306/'" w:xpath="/ns0:NavWordReportXmlPart[1]/ns0:Header[1]/ns0:Line[1]/ns0:LineNo_Line[1]" w:storeItemID="{DFF8BEC2-C0A4-435F-9715-E42E03FFB647}"/>
                                                                 <w:text/>
                                                               </w:sdtPr>
+                                                              <w:sdtEndPr/>
                                                               <w:sdtContent>
                                                                 <w:r>
                                                                   <w:rPr>
@@ -2066,10 +2177,10 @@
                                                               <w15:appearance w15:val="hidden"/>
                                                               <w:text/>
                                                             </w:sdtPr>
+                                                            <w:sdtEndPr/>
                                                             <w:sdtContent>
                                                               <w:p>
                                                                 <w:pPr>
-                                                                  <w:jc w:val="center"/>
                                                                   <w:rPr>
                                                                     <w:b/>
                                                                     <w:bCs/>
@@ -2107,6 +2218,7 @@
                                                             <w15:appearance w15:val="hidden"/>
                                                             <w:text/>
                                                           </w:sdtPr>
+                                                          <w:sdtEndPr/>
                                                           <w:sdtContent>
                                                             <w:tc>
                                                               <w:tcPr>
@@ -2118,7 +2230,6 @@
                                                               </w:tcPr>
                                                               <w:p>
                                                                 <w:pPr>
-                                                                  <w:jc w:val="center"/>
                                                                   <w:rPr>
                                                                     <w:sz w:val="20"/>
                                                                     <w:szCs w:val="20"/>
@@ -2143,14 +2254,15 @@
                                                               <w:sz w:val="20"/>
                                                               <w:szCs w:val="20"/>
                                                             </w:rPr>
+                                                            <w:alias w:val="#Nav: /Header/Line/Description_2"/>
+                                                            <w:tag w:val="#Nav: Standard_Sales_Invoice/1306"/>
                                                             <w:id w:val="1682704006"/>
                                                             <w:placeholder>
                                                               <w:docPart w:val="DefaultPlaceholder_-1854013440"/>
                                                             </w:placeholder>
-                                                            <w15:dataBinding w:prefixMappings="xmlns:ns0='urn:microsoft-dynamics-nav/reports/Standard_Sales_Invoice/1306/'" w:xpath="/ns0:NavWordReportXmlPart[1]/ns0:Header[1]/ns0:Line[1]/ns0:Description_2[1]" w:storeItemID="{DFF8BEC2-C0A4-435F-9715-E42E03FFB647}" w16sdtdh:storeItemChecksum="BImjvg=="/>
-                                                            <w:alias w:val="#Nav: /Header/Line/Description_2"/>
-                                                            <w:tag w:val="#Nav: Standard_Sales_Invoice/1306"/>
+                                                            <w15:dataBinding w:prefixMappings="xmlns:ns0='urn:microsoft-dynamics-nav/reports/Standard_Sales_Invoice/1306/'" w:xpath="/ns0:NavWordReportXmlPart[1]/ns0:Header[1]/ns0:Line[1]/ns0:Description_2[1]" w:storeItemID="{DFF8BEC2-C0A4-435F-9715-E42E03FFB647}" w16sdtdh:storeItemChecksum="IDnZuQ=="/>
                                                           </w:sdtPr>
+                                                          <w:sdtEndPr/>
                                                           <w:sdtContent>
                                                             <w:tc>
                                                               <w:tcPr>
@@ -2162,7 +2274,6 @@
                                                               </w:tcPr>
                                                               <w:p>
                                                                 <w:pPr>
-                                                                  <w:jc w:val="center"/>
                                                                   <w:rPr>
                                                                     <w:sz w:val="20"/>
                                                                     <w:szCs w:val="20"/>
@@ -2195,6 +2306,7 @@
                                                             <w15:appearance w15:val="hidden"/>
                                                             <w:text/>
                                                           </w:sdtPr>
+                                                          <w:sdtEndPr/>
                                                           <w:sdtContent>
                                                             <w:tc>
                                                               <w:tcPr>
@@ -2207,7 +2319,6 @@
                                                               <w:p>
                                                                 <w:pPr>
                                                                   <w:pStyle w:val="RightAlign"/>
-                                                                  <w:jc w:val="center"/>
                                                                   <w:rPr>
                                                                     <w:sz w:val="20"/>
                                                                     <w:szCs w:val="20"/>
@@ -2260,6 +2371,7 @@
                                                             <w15:appearance w15:val="hidden"/>
                                                             <w:text/>
                                                           </w:sdtPr>
+                                                          <w:sdtEndPr/>
                                                           <w:sdtContent>
                                                             <w:tc>
                                                               <w:tcPr>
@@ -2273,7 +2385,6 @@
                                                               <w:p>
                                                                 <w:pPr>
                                                                   <w:pStyle w:val="RightAlign"/>
-                                                                  <w:jc w:val="center"/>
                                                                   <w:rPr>
                                                                     <w:sz w:val="20"/>
                                                                     <w:szCs w:val="20"/>
@@ -2306,6 +2417,7 @@
                                                             <w:dataBinding w:prefixMappings="xmlns:ns0='urn:microsoft-dynamics-nav/reports/Standard_Sales_Invoice/1306/'" w:xpath="/ns0:NavWordReportXmlPart[1]/ns0:Header[1]/ns0:Line[1]/ns0:LineDiscountPercent_Line[1]" w:storeItemID="{DFF8BEC2-C0A4-435F-9715-E42E03FFB647}"/>
                                                             <w:text/>
                                                           </w:sdtPr>
+                                                          <w:sdtEndPr/>
                                                           <w:sdtContent>
                                                             <w:tc>
                                                               <w:tcPr>
@@ -2319,7 +2431,6 @@
                                                               <w:p>
                                                                 <w:pPr>
                                                                   <w:pStyle w:val="RightAlign"/>
-                                                                  <w:jc w:val="center"/>
                                                                   <w:rPr>
                                                                     <w:sz w:val="20"/>
                                                                     <w:szCs w:val="20"/>
@@ -2352,6 +2463,7 @@
                                                             <w15:appearance w15:val="hidden"/>
                                                             <w:text/>
                                                           </w:sdtPr>
+                                                          <w:sdtEndPr/>
                                                           <w:sdtContent>
                                                             <w:tc>
                                                               <w:tcPr>
@@ -2648,6 +2760,7 @@
               <w15:appearance w15:val="hidden"/>
               <w:text/>
             </w:sdtPr>
+            <w:sdtEndPr/>
             <w:sdtContent>
               <w:p>
                 <w:pPr>
@@ -2745,6 +2858,7 @@
               <w15:appearance w15:val="hidden"/>
               <w:text/>
             </w:sdtPr>
+            <w:sdtEndPr/>
             <w:sdtContent>
               <w:p>
                 <w:pPr>
@@ -2844,6 +2958,7 @@
             <w15:appearance w15:val="hidden"/>
             <w:text/>
           </w:sdtPr>
+          <w:sdtEndPr/>
           <w:sdtContent>
             <w:tc>
               <w:tcPr>
@@ -2899,7 +3014,7 @@
 </file>
 
 <file path=word/endnotes.xml><?xml version="1.0" encoding="utf-8"?>
-<w:endnotes xmlns:wpc="http://schemas.microsoft.com/office/word/2010/wordprocessingCanvas" xmlns:cx="http://schemas.microsoft.com/office/drawing/2014/chartex" xmlns:cx1="http://schemas.microsoft.com/office/drawing/2015/9/8/chartex" xmlns:cx2="http://schemas.microsoft.com/office/drawing/2015/10/21/chartex" xmlns:cx3="http://schemas.microsoft.com/office/drawing/2016/5/9/chartex" xmlns:cx4="http://schemas.microsoft.com/office/drawing/2016/5/10/chartex" xmlns:cx5="http://schemas.microsoft.com/office/drawing/2016/5/11/chartex" xmlns:cx6="http://schemas.microsoft.com/office/drawing/2016/5/12/chartex" xmlns:cx7="http://schemas.microsoft.com/office/drawing/2016/5/13/chartex" xmlns:cx8="http://schemas.microsoft.com/office/drawing/2016/5/14/chartex" xmlns:mc="http://schemas.openxmlformats.org/markup-compatibility/2006" xmlns:aink="http://schemas.microsoft.com/office/drawing/2016/ink" xmlns:am3d="http://schemas.microsoft.com/office/drawing/2017/model3d" xmlns:o="urn:schemas-microsoft-com:office:office" xmlns:oel="http://schemas.microsoft.com/office/2019/extlst" xmlns:r="http://schemas.openxmlformats.org/officeDocument/2006/relationships" xmlns:m="http://schemas.openxmlformats.org/officeDocument/2006/math" xmlns:v="urn:schemas-microsoft-com:vml" xmlns:wp14="http://schemas.microsoft.com/office/word/2010/wordprocessingDrawing" xmlns:wp="http://schemas.openxmlformats.org/drawingml/2006/wordprocessingDrawing" xmlns:w10="urn:schemas-microsoft-com:office:word" xmlns:w="http://schemas.openxmlformats.org/wordprocessingml/2006/main" xmlns:w14="http://schemas.microsoft.com/office/word/2010/wordml" xmlns:w15="http://schemas.microsoft.com/office/word/2012/wordml" xmlns:w16cex="http://schemas.microsoft.com/office/word/2018/wordml/cex" xmlns:w16cid="http://schemas.microsoft.com/office/word/2016/wordml/cid" xmlns:w16="http://schemas.microsoft.com/office/word/2018/wordml" xmlns:w16sdtdh="http://schemas.microsoft.com/office/word/2020/wordml/sdtdatahash" xmlns:w16se="http://schemas.microsoft.com/office/word/2015/wordml/symex" xmlns:wpg="http://schemas.microsoft.com/office/word/2010/wordprocessingGroup" xmlns:wpi="http://schemas.microsoft.com/office/word/2010/wordprocessingInk" xmlns:wne="http://schemas.microsoft.com/office/word/2006/wordml" xmlns:wps="http://schemas.microsoft.com/office/word/2010/wordprocessingShape" mc:Ignorable="w14 w15 w16se w16cid w16 w16cex w16sdtdh wp14">
+<w:endnotes xmlns:wpc="http://schemas.microsoft.com/office/word/2010/wordprocessingCanvas" xmlns:cx="http://schemas.microsoft.com/office/drawing/2014/chartex" xmlns:cx1="http://schemas.microsoft.com/office/drawing/2015/9/8/chartex" xmlns:cx2="http://schemas.microsoft.com/office/drawing/2015/10/21/chartex" xmlns:cx3="http://schemas.microsoft.com/office/drawing/2016/5/9/chartex" xmlns:cx4="http://schemas.microsoft.com/office/drawing/2016/5/10/chartex" xmlns:cx5="http://schemas.microsoft.com/office/drawing/2016/5/11/chartex" xmlns:cx6="http://schemas.microsoft.com/office/drawing/2016/5/12/chartex" xmlns:cx7="http://schemas.microsoft.com/office/drawing/2016/5/13/chartex" xmlns:cx8="http://schemas.microsoft.com/office/drawing/2016/5/14/chartex" xmlns:mc="http://schemas.openxmlformats.org/markup-compatibility/2006" xmlns:aink="http://schemas.microsoft.com/office/drawing/2016/ink" xmlns:am3d="http://schemas.microsoft.com/office/drawing/2017/model3d" xmlns:o="urn:schemas-microsoft-com:office:office" xmlns:r="http://schemas.openxmlformats.org/officeDocument/2006/relationships" xmlns:m="http://schemas.openxmlformats.org/officeDocument/2006/math" xmlns:v="urn:schemas-microsoft-com:vml" xmlns:wp14="http://schemas.microsoft.com/office/word/2010/wordprocessingDrawing" xmlns:wp="http://schemas.openxmlformats.org/drawingml/2006/wordprocessingDrawing" xmlns:w10="urn:schemas-microsoft-com:office:word" xmlns:w="http://schemas.openxmlformats.org/wordprocessingml/2006/main" xmlns:w14="http://schemas.microsoft.com/office/word/2010/wordml" xmlns:w15="http://schemas.microsoft.com/office/word/2012/wordml" xmlns:w16cex="http://schemas.microsoft.com/office/word/2018/wordml/cex" xmlns:w16cid="http://schemas.microsoft.com/office/word/2016/wordml/cid" xmlns:w16="http://schemas.microsoft.com/office/word/2018/wordml" xmlns:w16sdtdh="http://schemas.microsoft.com/office/word/2020/wordml/sdtdatahash" xmlns:w16se="http://schemas.microsoft.com/office/word/2015/wordml/symex" xmlns:wpg="http://schemas.microsoft.com/office/word/2010/wordprocessingGroup" xmlns:wpi="http://schemas.microsoft.com/office/word/2010/wordprocessingInk" xmlns:wne="http://schemas.microsoft.com/office/word/2006/wordml" xmlns:wps="http://schemas.microsoft.com/office/word/2010/wordprocessingShape" mc:Ignorable="w14 w15 w16se w16cid w16 w16cex w16sdtdh wp14">
   <w:endnote w:type="separator" w:id="-1">
     <w:p>
       <w:pPr>
@@ -2931,7 +3046,7 @@
 </file>
 
 <file path=word/footer1.xml><?xml version="1.0" encoding="utf-8"?>
-<w:ftr xmlns:wpc="http://schemas.microsoft.com/office/word/2010/wordprocessingCanvas" xmlns:cx="http://schemas.microsoft.com/office/drawing/2014/chartex" xmlns:cx1="http://schemas.microsoft.com/office/drawing/2015/9/8/chartex" xmlns:cx2="http://schemas.microsoft.com/office/drawing/2015/10/21/chartex" xmlns:cx3="http://schemas.microsoft.com/office/drawing/2016/5/9/chartex" xmlns:cx4="http://schemas.microsoft.com/office/drawing/2016/5/10/chartex" xmlns:cx5="http://schemas.microsoft.com/office/drawing/2016/5/11/chartex" xmlns:cx6="http://schemas.microsoft.com/office/drawing/2016/5/12/chartex" xmlns:cx7="http://schemas.microsoft.com/office/drawing/2016/5/13/chartex" xmlns:cx8="http://schemas.microsoft.com/office/drawing/2016/5/14/chartex" xmlns:mc="http://schemas.openxmlformats.org/markup-compatibility/2006" xmlns:aink="http://schemas.microsoft.com/office/drawing/2016/ink" xmlns:am3d="http://schemas.microsoft.com/office/drawing/2017/model3d" xmlns:o="urn:schemas-microsoft-com:office:office" xmlns:oel="http://schemas.microsoft.com/office/2019/extlst" xmlns:r="http://schemas.openxmlformats.org/officeDocument/2006/relationships" xmlns:m="http://schemas.openxmlformats.org/officeDocument/2006/math" xmlns:v="urn:schemas-microsoft-com:vml" xmlns:wp14="http://schemas.microsoft.com/office/word/2010/wordprocessingDrawing" xmlns:wp="http://schemas.openxmlformats.org/drawingml/2006/wordprocessingDrawing" xmlns:w10="urn:schemas-microsoft-com:office:word" xmlns:w="http://schemas.openxmlformats.org/wordprocessingml/2006/main" xmlns:w14="http://schemas.microsoft.com/office/word/2010/wordml" xmlns:w15="http://schemas.microsoft.com/office/word/2012/wordml" xmlns:w16cex="http://schemas.microsoft.com/office/word/2018/wordml/cex" xmlns:w16cid="http://schemas.microsoft.com/office/word/2016/wordml/cid" xmlns:w16="http://schemas.microsoft.com/office/word/2018/wordml" xmlns:w16sdtdh="http://schemas.microsoft.com/office/word/2020/wordml/sdtdatahash" xmlns:w16se="http://schemas.microsoft.com/office/word/2015/wordml/symex" xmlns:wpg="http://schemas.microsoft.com/office/word/2010/wordprocessingGroup" xmlns:wpi="http://schemas.microsoft.com/office/word/2010/wordprocessingInk" xmlns:wne="http://schemas.microsoft.com/office/word/2006/wordml" xmlns:wps="http://schemas.microsoft.com/office/word/2010/wordprocessingShape" mc:Ignorable="w14 w15 w16se w16cid w16 w16cex w16sdtdh wp14">
+<w:ftr xmlns:wpc="http://schemas.microsoft.com/office/word/2010/wordprocessingCanvas" xmlns:cx="http://schemas.microsoft.com/office/drawing/2014/chartex" xmlns:cx1="http://schemas.microsoft.com/office/drawing/2015/9/8/chartex" xmlns:cx2="http://schemas.microsoft.com/office/drawing/2015/10/21/chartex" xmlns:cx3="http://schemas.microsoft.com/office/drawing/2016/5/9/chartex" xmlns:cx4="http://schemas.microsoft.com/office/drawing/2016/5/10/chartex" xmlns:cx5="http://schemas.microsoft.com/office/drawing/2016/5/11/chartex" xmlns:cx6="http://schemas.microsoft.com/office/drawing/2016/5/12/chartex" xmlns:cx7="http://schemas.microsoft.com/office/drawing/2016/5/13/chartex" xmlns:cx8="http://schemas.microsoft.com/office/drawing/2016/5/14/chartex" xmlns:mc="http://schemas.openxmlformats.org/markup-compatibility/2006" xmlns:aink="http://schemas.microsoft.com/office/drawing/2016/ink" xmlns:am3d="http://schemas.microsoft.com/office/drawing/2017/model3d" xmlns:o="urn:schemas-microsoft-com:office:office" xmlns:r="http://schemas.openxmlformats.org/officeDocument/2006/relationships" xmlns:m="http://schemas.openxmlformats.org/officeDocument/2006/math" xmlns:v="urn:schemas-microsoft-com:vml" xmlns:wp14="http://schemas.microsoft.com/office/word/2010/wordprocessingDrawing" xmlns:wp="http://schemas.openxmlformats.org/drawingml/2006/wordprocessingDrawing" xmlns:w10="urn:schemas-microsoft-com:office:word" xmlns:w="http://schemas.openxmlformats.org/wordprocessingml/2006/main" xmlns:w14="http://schemas.microsoft.com/office/word/2010/wordml" xmlns:w15="http://schemas.microsoft.com/office/word/2012/wordml" xmlns:w16cex="http://schemas.microsoft.com/office/word/2018/wordml/cex" xmlns:w16cid="http://schemas.microsoft.com/office/word/2016/wordml/cid" xmlns:w16="http://schemas.microsoft.com/office/word/2018/wordml" xmlns:w16sdtdh="http://schemas.microsoft.com/office/word/2020/wordml/sdtdatahash" xmlns:w16se="http://schemas.microsoft.com/office/word/2015/wordml/symex" xmlns:wpg="http://schemas.microsoft.com/office/word/2010/wordprocessingGroup" xmlns:wpi="http://schemas.microsoft.com/office/word/2010/wordprocessingInk" xmlns:wne="http://schemas.microsoft.com/office/word/2006/wordml" xmlns:wps="http://schemas.microsoft.com/office/word/2010/wordprocessingShape" mc:Ignorable="w14 w15 w16se w16cid w16 w16cex w16sdtdh wp14">
   <w:tbl>
     <w:tblPr>
       <w:tblStyle w:val="Tablaconcuadrcula"/>
@@ -3000,6 +3115,7 @@
                 <w:dataBinding w:prefixMappings="xmlns:ns0='urn:microsoft-dynamics-nav/reports/Standard_Sales_Invoice/1306/'" w:xpath="/ns0:NavWordReportXmlPart[1]/ns0:Header[1]/ns0:CompanyLegalStatement[1]" w:storeItemID="{DFF8BEC2-C0A4-435F-9715-E42E03FFB647}"/>
                 <w:text/>
               </w:sdtPr>
+              <w:sdtEndPr/>
               <w:sdtContent>
                 <w:tc>
                   <w:tcPr>
@@ -3050,7 +3166,7 @@
 </file>
 
 <file path=word/footnotes.xml><?xml version="1.0" encoding="utf-8"?>
-<w:footnotes xmlns:wpc="http://schemas.microsoft.com/office/word/2010/wordprocessingCanvas" xmlns:cx="http://schemas.microsoft.com/office/drawing/2014/chartex" xmlns:cx1="http://schemas.microsoft.com/office/drawing/2015/9/8/chartex" xmlns:cx2="http://schemas.microsoft.com/office/drawing/2015/10/21/chartex" xmlns:cx3="http://schemas.microsoft.com/office/drawing/2016/5/9/chartex" xmlns:cx4="http://schemas.microsoft.com/office/drawing/2016/5/10/chartex" xmlns:cx5="http://schemas.microsoft.com/office/drawing/2016/5/11/chartex" xmlns:cx6="http://schemas.microsoft.com/office/drawing/2016/5/12/chartex" xmlns:cx7="http://schemas.microsoft.com/office/drawing/2016/5/13/chartex" xmlns:cx8="http://schemas.microsoft.com/office/drawing/2016/5/14/chartex" xmlns:mc="http://schemas.openxmlformats.org/markup-compatibility/2006" xmlns:aink="http://schemas.microsoft.com/office/drawing/2016/ink" xmlns:am3d="http://schemas.microsoft.com/office/drawing/2017/model3d" xmlns:o="urn:schemas-microsoft-com:office:office" xmlns:oel="http://schemas.microsoft.com/office/2019/extlst" xmlns:r="http://schemas.openxmlformats.org/officeDocument/2006/relationships" xmlns:m="http://schemas.openxmlformats.org/officeDocument/2006/math" xmlns:v="urn:schemas-microsoft-com:vml" xmlns:wp14="http://schemas.microsoft.com/office/word/2010/wordprocessingDrawing" xmlns:wp="http://schemas.openxmlformats.org/drawingml/2006/wordprocessingDrawing" xmlns:w10="urn:schemas-microsoft-com:office:word" xmlns:w="http://schemas.openxmlformats.org/wordprocessingml/2006/main" xmlns:w14="http://schemas.microsoft.com/office/word/2010/wordml" xmlns:w15="http://schemas.microsoft.com/office/word/2012/wordml" xmlns:w16cex="http://schemas.microsoft.com/office/word/2018/wordml/cex" xmlns:w16cid="http://schemas.microsoft.com/office/word/2016/wordml/cid" xmlns:w16="http://schemas.microsoft.com/office/word/2018/wordml" xmlns:w16sdtdh="http://schemas.microsoft.com/office/word/2020/wordml/sdtdatahash" xmlns:w16se="http://schemas.microsoft.com/office/word/2015/wordml/symex" xmlns:wpg="http://schemas.microsoft.com/office/word/2010/wordprocessingGroup" xmlns:wpi="http://schemas.microsoft.com/office/word/2010/wordprocessingInk" xmlns:wne="http://schemas.microsoft.com/office/word/2006/wordml" xmlns:wps="http://schemas.microsoft.com/office/word/2010/wordprocessingShape" mc:Ignorable="w14 w15 w16se w16cid w16 w16cex w16sdtdh wp14">
+<w:footnotes xmlns:wpc="http://schemas.microsoft.com/office/word/2010/wordprocessingCanvas" xmlns:cx="http://schemas.microsoft.com/office/drawing/2014/chartex" xmlns:cx1="http://schemas.microsoft.com/office/drawing/2015/9/8/chartex" xmlns:cx2="http://schemas.microsoft.com/office/drawing/2015/10/21/chartex" xmlns:cx3="http://schemas.microsoft.com/office/drawing/2016/5/9/chartex" xmlns:cx4="http://schemas.microsoft.com/office/drawing/2016/5/10/chartex" xmlns:cx5="http://schemas.microsoft.com/office/drawing/2016/5/11/chartex" xmlns:cx6="http://schemas.microsoft.com/office/drawing/2016/5/12/chartex" xmlns:cx7="http://schemas.microsoft.com/office/drawing/2016/5/13/chartex" xmlns:cx8="http://schemas.microsoft.com/office/drawing/2016/5/14/chartex" xmlns:mc="http://schemas.openxmlformats.org/markup-compatibility/2006" xmlns:aink="http://schemas.microsoft.com/office/drawing/2016/ink" xmlns:am3d="http://schemas.microsoft.com/office/drawing/2017/model3d" xmlns:o="urn:schemas-microsoft-com:office:office" xmlns:r="http://schemas.openxmlformats.org/officeDocument/2006/relationships" xmlns:m="http://schemas.openxmlformats.org/officeDocument/2006/math" xmlns:v="urn:schemas-microsoft-com:vml" xmlns:wp14="http://schemas.microsoft.com/office/word/2010/wordprocessingDrawing" xmlns:wp="http://schemas.openxmlformats.org/drawingml/2006/wordprocessingDrawing" xmlns:w10="urn:schemas-microsoft-com:office:word" xmlns:w="http://schemas.openxmlformats.org/wordprocessingml/2006/main" xmlns:w14="http://schemas.microsoft.com/office/word/2010/wordml" xmlns:w15="http://schemas.microsoft.com/office/word/2012/wordml" xmlns:w16cex="http://schemas.microsoft.com/office/word/2018/wordml/cex" xmlns:w16cid="http://schemas.microsoft.com/office/word/2016/wordml/cid" xmlns:w16="http://schemas.microsoft.com/office/word/2018/wordml" xmlns:w16sdtdh="http://schemas.microsoft.com/office/word/2020/wordml/sdtdatahash" xmlns:w16se="http://schemas.microsoft.com/office/word/2015/wordml/symex" xmlns:wpg="http://schemas.microsoft.com/office/word/2010/wordprocessingGroup" xmlns:wpi="http://schemas.microsoft.com/office/word/2010/wordprocessingInk" xmlns:wne="http://schemas.microsoft.com/office/word/2006/wordml" xmlns:wps="http://schemas.microsoft.com/office/word/2010/wordprocessingShape" mc:Ignorable="w14 w15 w16se w16cid w16 w16cex w16sdtdh wp14">
   <w:footnote w:type="separator" w:id="-1">
     <w:p>
       <w:pPr>
@@ -3082,7 +3198,7 @@
 </file>
 
 <file path=word/header1.xml><?xml version="1.0" encoding="utf-8"?>
-<w:hdr xmlns:wpc="http://schemas.microsoft.com/office/word/2010/wordprocessingCanvas" xmlns:cx="http://schemas.microsoft.com/office/drawing/2014/chartex" xmlns:cx1="http://schemas.microsoft.com/office/drawing/2015/9/8/chartex" xmlns:cx2="http://schemas.microsoft.com/office/drawing/2015/10/21/chartex" xmlns:cx3="http://schemas.microsoft.com/office/drawing/2016/5/9/chartex" xmlns:cx4="http://schemas.microsoft.com/office/drawing/2016/5/10/chartex" xmlns:cx5="http://schemas.microsoft.com/office/drawing/2016/5/11/chartex" xmlns:cx6="http://schemas.microsoft.com/office/drawing/2016/5/12/chartex" xmlns:cx7="http://schemas.microsoft.com/office/drawing/2016/5/13/chartex" xmlns:cx8="http://schemas.microsoft.com/office/drawing/2016/5/14/chartex" xmlns:mc="http://schemas.openxmlformats.org/markup-compatibility/2006" xmlns:aink="http://schemas.microsoft.com/office/drawing/2016/ink" xmlns:am3d="http://schemas.microsoft.com/office/drawing/2017/model3d" xmlns:o="urn:schemas-microsoft-com:office:office" xmlns:oel="http://schemas.microsoft.com/office/2019/extlst" xmlns:r="http://schemas.openxmlformats.org/officeDocument/2006/relationships" xmlns:m="http://schemas.openxmlformats.org/officeDocument/2006/math" xmlns:v="urn:schemas-microsoft-com:vml" xmlns:wp14="http://schemas.microsoft.com/office/word/2010/wordprocessingDrawing" xmlns:wp="http://schemas.openxmlformats.org/drawingml/2006/wordprocessingDrawing" xmlns:w10="urn:schemas-microsoft-com:office:word" xmlns:w="http://schemas.openxmlformats.org/wordprocessingml/2006/main" xmlns:w14="http://schemas.microsoft.com/office/word/2010/wordml" xmlns:w15="http://schemas.microsoft.com/office/word/2012/wordml" xmlns:w16cex="http://schemas.microsoft.com/office/word/2018/wordml/cex" xmlns:w16cid="http://schemas.microsoft.com/office/word/2016/wordml/cid" xmlns:w16="http://schemas.microsoft.com/office/word/2018/wordml" xmlns:w16sdtdh="http://schemas.microsoft.com/office/word/2020/wordml/sdtdatahash" xmlns:w16se="http://schemas.microsoft.com/office/word/2015/wordml/symex" xmlns:wpg="http://schemas.microsoft.com/office/word/2010/wordprocessingGroup" xmlns:wpi="http://schemas.microsoft.com/office/word/2010/wordprocessingInk" xmlns:wne="http://schemas.microsoft.com/office/word/2006/wordml" xmlns:wps="http://schemas.microsoft.com/office/word/2010/wordprocessingShape" mc:Ignorable="w14 w15 w16se w16cid w16 w16cex w16sdtdh wp14">
+<w:hdr xmlns:wpc="http://schemas.microsoft.com/office/word/2010/wordprocessingCanvas" xmlns:cx="http://schemas.microsoft.com/office/drawing/2014/chartex" xmlns:cx1="http://schemas.microsoft.com/office/drawing/2015/9/8/chartex" xmlns:cx2="http://schemas.microsoft.com/office/drawing/2015/10/21/chartex" xmlns:cx3="http://schemas.microsoft.com/office/drawing/2016/5/9/chartex" xmlns:cx4="http://schemas.microsoft.com/office/drawing/2016/5/10/chartex" xmlns:cx5="http://schemas.microsoft.com/office/drawing/2016/5/11/chartex" xmlns:cx6="http://schemas.microsoft.com/office/drawing/2016/5/12/chartex" xmlns:cx7="http://schemas.microsoft.com/office/drawing/2016/5/13/chartex" xmlns:cx8="http://schemas.microsoft.com/office/drawing/2016/5/14/chartex" xmlns:mc="http://schemas.openxmlformats.org/markup-compatibility/2006" xmlns:aink="http://schemas.microsoft.com/office/drawing/2016/ink" xmlns:am3d="http://schemas.microsoft.com/office/drawing/2017/model3d" xmlns:o="urn:schemas-microsoft-com:office:office" xmlns:r="http://schemas.openxmlformats.org/officeDocument/2006/relationships" xmlns:m="http://schemas.openxmlformats.org/officeDocument/2006/math" xmlns:v="urn:schemas-microsoft-com:vml" xmlns:wp14="http://schemas.microsoft.com/office/word/2010/wordprocessingDrawing" xmlns:wp="http://schemas.openxmlformats.org/drawingml/2006/wordprocessingDrawing" xmlns:w10="urn:schemas-microsoft-com:office:word" xmlns:w="http://schemas.openxmlformats.org/wordprocessingml/2006/main" xmlns:w14="http://schemas.microsoft.com/office/word/2010/wordml" xmlns:w15="http://schemas.microsoft.com/office/word/2012/wordml" xmlns:w16cex="http://schemas.microsoft.com/office/word/2018/wordml/cex" xmlns:w16cid="http://schemas.microsoft.com/office/word/2016/wordml/cid" xmlns:w16="http://schemas.microsoft.com/office/word/2018/wordml" xmlns:w16sdtdh="http://schemas.microsoft.com/office/word/2020/wordml/sdtdatahash" xmlns:w16se="http://schemas.microsoft.com/office/word/2015/wordml/symex" xmlns:wpg="http://schemas.microsoft.com/office/word/2010/wordprocessingGroup" xmlns:wpi="http://schemas.microsoft.com/office/word/2010/wordprocessingInk" xmlns:wne="http://schemas.microsoft.com/office/word/2006/wordml" xmlns:wps="http://schemas.microsoft.com/office/word/2010/wordprocessingShape" mc:Ignorable="w14 w15 w16se w16cid w16 w16cex w16sdtdh wp14">
   <w:p>
     <w:pPr>
       <w:pStyle w:val="Encabezado"/>
@@ -3098,7 +3214,7 @@
 </file>
 
 <file path=word/header2.xml><?xml version="1.0" encoding="utf-8"?>
-<w:hdr xmlns:a="http://schemas.openxmlformats.org/drawingml/2006/main" xmlns:pic="http://schemas.openxmlformats.org/drawingml/2006/picture" xmlns:wpc="http://schemas.microsoft.com/office/word/2010/wordprocessingCanvas" xmlns:cx="http://schemas.microsoft.com/office/drawing/2014/chartex" xmlns:cx1="http://schemas.microsoft.com/office/drawing/2015/9/8/chartex" xmlns:cx2="http://schemas.microsoft.com/office/drawing/2015/10/21/chartex" xmlns:cx3="http://schemas.microsoft.com/office/drawing/2016/5/9/chartex" xmlns:cx4="http://schemas.microsoft.com/office/drawing/2016/5/10/chartex" xmlns:cx5="http://schemas.microsoft.com/office/drawing/2016/5/11/chartex" xmlns:cx6="http://schemas.microsoft.com/office/drawing/2016/5/12/chartex" xmlns:cx7="http://schemas.microsoft.com/office/drawing/2016/5/13/chartex" xmlns:cx8="http://schemas.microsoft.com/office/drawing/2016/5/14/chartex" xmlns:mc="http://schemas.openxmlformats.org/markup-compatibility/2006" xmlns:aink="http://schemas.microsoft.com/office/drawing/2016/ink" xmlns:am3d="http://schemas.microsoft.com/office/drawing/2017/model3d" xmlns:o="urn:schemas-microsoft-com:office:office" xmlns:oel="http://schemas.microsoft.com/office/2019/extlst" xmlns:r="http://schemas.openxmlformats.org/officeDocument/2006/relationships" xmlns:m="http://schemas.openxmlformats.org/officeDocument/2006/math" xmlns:v="urn:schemas-microsoft-com:vml" xmlns:wp14="http://schemas.microsoft.com/office/word/2010/wordprocessingDrawing" xmlns:wp="http://schemas.openxmlformats.org/drawingml/2006/wordprocessingDrawing" xmlns:w10="urn:schemas-microsoft-com:office:word" xmlns:w="http://schemas.openxmlformats.org/wordprocessingml/2006/main" xmlns:w14="http://schemas.microsoft.com/office/word/2010/wordml" xmlns:w15="http://schemas.microsoft.com/office/word/2012/wordml" xmlns:w16cex="http://schemas.microsoft.com/office/word/2018/wordml/cex" xmlns:w16cid="http://schemas.microsoft.com/office/word/2016/wordml/cid" xmlns:w16="http://schemas.microsoft.com/office/word/2018/wordml" xmlns:w16sdtdh="http://schemas.microsoft.com/office/word/2020/wordml/sdtdatahash" xmlns:w16se="http://schemas.microsoft.com/office/word/2015/wordml/symex" xmlns:wpg="http://schemas.microsoft.com/office/word/2010/wordprocessingGroup" xmlns:wpi="http://schemas.microsoft.com/office/word/2010/wordprocessingInk" xmlns:wne="http://schemas.microsoft.com/office/word/2006/wordml" xmlns:wps="http://schemas.microsoft.com/office/word/2010/wordprocessingShape" mc:Ignorable="w14 w15 w16se w16cid w16 w16cex w16sdtdh wp14">
+<w:hdr xmlns:a="http://schemas.openxmlformats.org/drawingml/2006/main" xmlns:pic="http://schemas.openxmlformats.org/drawingml/2006/picture" xmlns:wpc="http://schemas.microsoft.com/office/word/2010/wordprocessingCanvas" xmlns:cx="http://schemas.microsoft.com/office/drawing/2014/chartex" xmlns:cx1="http://schemas.microsoft.com/office/drawing/2015/9/8/chartex" xmlns:cx2="http://schemas.microsoft.com/office/drawing/2015/10/21/chartex" xmlns:cx3="http://schemas.microsoft.com/office/drawing/2016/5/9/chartex" xmlns:cx4="http://schemas.microsoft.com/office/drawing/2016/5/10/chartex" xmlns:cx5="http://schemas.microsoft.com/office/drawing/2016/5/11/chartex" xmlns:cx6="http://schemas.microsoft.com/office/drawing/2016/5/12/chartex" xmlns:cx7="http://schemas.microsoft.com/office/drawing/2016/5/13/chartex" xmlns:cx8="http://schemas.microsoft.com/office/drawing/2016/5/14/chartex" xmlns:mc="http://schemas.openxmlformats.org/markup-compatibility/2006" xmlns:aink="http://schemas.microsoft.com/office/drawing/2016/ink" xmlns:am3d="http://schemas.microsoft.com/office/drawing/2017/model3d" xmlns:o="urn:schemas-microsoft-com:office:office" xmlns:r="http://schemas.openxmlformats.org/officeDocument/2006/relationships" xmlns:m="http://schemas.openxmlformats.org/officeDocument/2006/math" xmlns:v="urn:schemas-microsoft-com:vml" xmlns:wp14="http://schemas.microsoft.com/office/word/2010/wordprocessingDrawing" xmlns:wp="http://schemas.openxmlformats.org/drawingml/2006/wordprocessingDrawing" xmlns:w10="urn:schemas-microsoft-com:office:word" xmlns:w="http://schemas.openxmlformats.org/wordprocessingml/2006/main" xmlns:w14="http://schemas.microsoft.com/office/word/2010/wordml" xmlns:w15="http://schemas.microsoft.com/office/word/2012/wordml" xmlns:w16cex="http://schemas.microsoft.com/office/word/2018/wordml/cex" xmlns:w16cid="http://schemas.microsoft.com/office/word/2016/wordml/cid" xmlns:w16="http://schemas.microsoft.com/office/word/2018/wordml" xmlns:w16sdtdh="http://schemas.microsoft.com/office/word/2020/wordml/sdtdatahash" xmlns:w16se="http://schemas.microsoft.com/office/word/2015/wordml/symex" xmlns:wpg="http://schemas.microsoft.com/office/word/2010/wordprocessingGroup" xmlns:wpi="http://schemas.microsoft.com/office/word/2010/wordprocessingInk" xmlns:wne="http://schemas.microsoft.com/office/word/2006/wordml" xmlns:wps="http://schemas.microsoft.com/office/word/2010/wordprocessingShape" mc:Ignorable="w14 w15 w16se w16cid w16 w16cex w16sdtdh wp14">
   <w:tbl>
     <w:tblPr>
       <w:tblW w:w="5427" w:type="pct"/>
@@ -3130,6 +3246,7 @@
             <w:dataBinding w:prefixMappings="xmlns:ns0='urn:microsoft-dynamics-nav/reports/Standard_Sales_Invoice/1306/'" w:xpath="/ns0:NavWordReportXmlPart[1]/ns0:Header[1]/ns0:CompanyPicture[1]" w:storeItemID="{DFF8BEC2-C0A4-435F-9715-E42E03FFB647}"/>
             <w:picture/>
           </w:sdtPr>
+          <w:sdtEndPr/>
           <w:sdtContent>
             <w:p>
               <w:pPr>
@@ -3221,8 +3338,9 @@
               <w:placeholder>
                 <w:docPart w:val="DefaultPlaceholder_-1854013440"/>
               </w:placeholder>
-              <w15:dataBinding w:prefixMappings="xmlns:ns0='urn:microsoft-dynamics-nav/reports/Standard_Sales_Invoice/1306/' " w:xpath="/ns0:NavWordReportXmlPart[1]/ns0:Header[1]/ns0:Page_Lbl[1]" w:storeItemID="{DFF8BEC2-C0A4-435F-9715-E42E03FFB647}" w16sdtdh:storeItemChecksum="BImjvg=="/>
+              <w15:dataBinding w:prefixMappings="xmlns:ns0='urn:microsoft-dynamics-nav/reports/Standard_Sales_Invoice/1306/' " w:xpath="/ns0:NavWordReportXmlPart[1]/ns0:Header[1]/ns0:Page_Lbl[1]" w:storeItemID="{DFF8BEC2-C0A4-435F-9715-E42E03FFB647}" w16sdtdh:storeItemChecksum="IDnZuQ=="/>
             </w:sdtPr>
+            <w:sdtEndPr/>
             <w:sdtContent>
               <w:proofErr w:type="spellStart"/>
               <w:r>
@@ -3272,6 +3390,7 @@
             <w:dataBinding w:prefixMappings="xmlns:ns0='urn:microsoft-dynamics-nav/reports/Standard_Sales_Invoice/1306/'" w:xpath="/ns0:NavWordReportXmlPart[1]/ns0:Header[1]/ns0:CompanyAddress1[1]" w:storeItemID="{DFF8BEC2-C0A4-435F-9715-E42E03FFB647}"/>
             <w:text/>
           </w:sdtPr>
+          <w:sdtEndPr/>
           <w:sdtContent>
             <w:p>
               <w:pPr>
@@ -3318,6 +3437,7 @@
             <w:dataBinding w:prefixMappings="xmlns:ns0='urn:microsoft-dynamics-nav/reports/Standard_Sales_Invoice/1306/'" w:xpath="/ns0:NavWordReportXmlPart[1]/ns0:Header[1]/ns0:CompanyAddress2[1]" w:storeItemID="{DFF8BEC2-C0A4-435F-9715-E42E03FFB647}"/>
             <w:text/>
           </w:sdtPr>
+          <w:sdtEndPr/>
           <w:sdtContent>
             <w:p>
               <w:pPr>
@@ -3364,6 +3484,7 @@
             <w:dataBinding w:prefixMappings="xmlns:ns0='urn:microsoft-dynamics-nav/reports/Standard_Sales_Invoice/1306/'" w:xpath="/ns0:NavWordReportXmlPart[1]/ns0:Header[1]/ns0:CompanyAddress3[1]" w:storeItemID="{DFF8BEC2-C0A4-435F-9715-E42E03FFB647}"/>
             <w:text/>
           </w:sdtPr>
+          <w:sdtEndPr/>
           <w:sdtContent>
             <w:p>
               <w:pPr>
@@ -3410,6 +3531,7 @@
             <w:dataBinding w:prefixMappings="xmlns:ns0='urn:microsoft-dynamics-nav/reports/Standard_Sales_Invoice/1306/'" w:xpath="/ns0:NavWordReportXmlPart[1]/ns0:Header[1]/ns0:CompanyPhoneNo[1]" w:storeItemID="{DFF8BEC2-C0A4-435F-9715-E42E03FFB647}"/>
             <w:text/>
           </w:sdtPr>
+          <w:sdtEndPr/>
           <w:sdtContent>
             <w:p>
               <w:pPr>
@@ -4296,7 +4418,7 @@
 </file>
 
 <file path=word/glossary/document.xml><?xml version="1.0" encoding="utf-8"?>
-<w:glossaryDocument xmlns:wpc="http://schemas.microsoft.com/office/word/2010/wordprocessingCanvas" xmlns:cx="http://schemas.microsoft.com/office/drawing/2014/chartex" xmlns:cx1="http://schemas.microsoft.com/office/drawing/2015/9/8/chartex" xmlns:cx2="http://schemas.microsoft.com/office/drawing/2015/10/21/chartex" xmlns:cx3="http://schemas.microsoft.com/office/drawing/2016/5/9/chartex" xmlns:cx4="http://schemas.microsoft.com/office/drawing/2016/5/10/chartex" xmlns:cx5="http://schemas.microsoft.com/office/drawing/2016/5/11/chartex" xmlns:cx6="http://schemas.microsoft.com/office/drawing/2016/5/12/chartex" xmlns:cx7="http://schemas.microsoft.com/office/drawing/2016/5/13/chartex" xmlns:cx8="http://schemas.microsoft.com/office/drawing/2016/5/14/chartex" xmlns:mc="http://schemas.openxmlformats.org/markup-compatibility/2006" xmlns:aink="http://schemas.microsoft.com/office/drawing/2016/ink" xmlns:am3d="http://schemas.microsoft.com/office/drawing/2017/model3d" xmlns:o="urn:schemas-microsoft-com:office:office" xmlns:oel="http://schemas.microsoft.com/office/2019/extlst" xmlns:r="http://schemas.openxmlformats.org/officeDocument/2006/relationships" xmlns:m="http://schemas.openxmlformats.org/officeDocument/2006/math" xmlns:v="urn:schemas-microsoft-com:vml" xmlns:wp14="http://schemas.microsoft.com/office/word/2010/wordprocessingDrawing" xmlns:wp="http://schemas.openxmlformats.org/drawingml/2006/wordprocessingDrawing" xmlns:w10="urn:schemas-microsoft-com:office:word" xmlns:w="http://schemas.openxmlformats.org/wordprocessingml/2006/main" xmlns:w14="http://schemas.microsoft.com/office/word/2010/wordml" xmlns:w15="http://schemas.microsoft.com/office/word/2012/wordml" xmlns:w16cex="http://schemas.microsoft.com/office/word/2018/wordml/cex" xmlns:w16cid="http://schemas.microsoft.com/office/word/2016/wordml/cid" xmlns:w16="http://schemas.microsoft.com/office/word/2018/wordml" xmlns:w16sdtdh="http://schemas.microsoft.com/office/word/2020/wordml/sdtdatahash" xmlns:w16se="http://schemas.microsoft.com/office/word/2015/wordml/symex" xmlns:wpg="http://schemas.microsoft.com/office/word/2010/wordprocessingGroup" xmlns:wpi="http://schemas.microsoft.com/office/word/2010/wordprocessingInk" xmlns:wne="http://schemas.microsoft.com/office/word/2006/wordml" xmlns:wps="http://schemas.microsoft.com/office/word/2010/wordprocessingShape" mc:Ignorable="w14 w15 w16se w16cid w16 w16cex w16sdtdh wp14">
+<w:glossaryDocument xmlns:wpc="http://schemas.microsoft.com/office/word/2010/wordprocessingCanvas" xmlns:cx="http://schemas.microsoft.com/office/drawing/2014/chartex" xmlns:cx1="http://schemas.microsoft.com/office/drawing/2015/9/8/chartex" xmlns:cx2="http://schemas.microsoft.com/office/drawing/2015/10/21/chartex" xmlns:cx3="http://schemas.microsoft.com/office/drawing/2016/5/9/chartex" xmlns:cx4="http://schemas.microsoft.com/office/drawing/2016/5/10/chartex" xmlns:cx5="http://schemas.microsoft.com/office/drawing/2016/5/11/chartex" xmlns:cx6="http://schemas.microsoft.com/office/drawing/2016/5/12/chartex" xmlns:cx7="http://schemas.microsoft.com/office/drawing/2016/5/13/chartex" xmlns:cx8="http://schemas.microsoft.com/office/drawing/2016/5/14/chartex" xmlns:mc="http://schemas.openxmlformats.org/markup-compatibility/2006" xmlns:aink="http://schemas.microsoft.com/office/drawing/2016/ink" xmlns:am3d="http://schemas.microsoft.com/office/drawing/2017/model3d" xmlns:o="urn:schemas-microsoft-com:office:office" xmlns:r="http://schemas.openxmlformats.org/officeDocument/2006/relationships" xmlns:m="http://schemas.openxmlformats.org/officeDocument/2006/math" xmlns:v="urn:schemas-microsoft-com:vml" xmlns:wp14="http://schemas.microsoft.com/office/word/2010/wordprocessingDrawing" xmlns:wp="http://schemas.openxmlformats.org/drawingml/2006/wordprocessingDrawing" xmlns:w10="urn:schemas-microsoft-com:office:word" xmlns:w="http://schemas.openxmlformats.org/wordprocessingml/2006/main" xmlns:w14="http://schemas.microsoft.com/office/word/2010/wordml" xmlns:w15="http://schemas.microsoft.com/office/word/2012/wordml" xmlns:w16cex="http://schemas.microsoft.com/office/word/2018/wordml/cex" xmlns:w16cid="http://schemas.microsoft.com/office/word/2016/wordml/cid" xmlns:w16="http://schemas.microsoft.com/office/word/2018/wordml" xmlns:w16sdtdh="http://schemas.microsoft.com/office/word/2020/wordml/sdtdatahash" xmlns:w16se="http://schemas.microsoft.com/office/word/2015/wordml/symex" xmlns:wpg="http://schemas.microsoft.com/office/word/2010/wordprocessingGroup" xmlns:wpi="http://schemas.microsoft.com/office/word/2010/wordprocessingInk" xmlns:wne="http://schemas.microsoft.com/office/word/2006/wordml" xmlns:wps="http://schemas.microsoft.com/office/word/2010/wordprocessingShape" mc:Ignorable="w14 w15 w16se w16cid w16 w16cex w16sdtdh wp14">
   <w:docParts>
     <w:docPart>
       <w:docPartPr>
@@ -5103,7 +5225,7 @@
     <w:charset w:val="00"/>
     <w:family w:val="swiss"/>
     <w:pitch w:val="variable"/>
-    <w:sig w:usb0="E4002EFF" w:usb1="C000247B" w:usb2="00000009" w:usb3="00000000" w:csb0="000001FF" w:csb1="00000000"/>
+    <w:sig w:usb0="E4002EFF" w:usb1="C200247B" w:usb2="00000009" w:usb3="00000000" w:csb0="000001FF" w:csb1="00000000"/>
   </w:font>
   <w:font w:name="SimSun">
     <w:altName w:val="宋体"/>
@@ -5128,12 +5250,6 @@
     <w:pitch w:val="fixed"/>
     <w:sig w:usb0="800002BF" w:usb1="38CF7CFA" w:usb2="00000016" w:usb3="00000000" w:csb0="00040001" w:csb1="00000000"/>
   </w:font>
-  <w:font w:name="Aptos">
-    <w:charset w:val="00"/>
-    <w:family w:val="swiss"/>
-    <w:pitch w:val="variable"/>
-    <w:sig w:usb0="20000287" w:usb1="00000003" w:usb2="00000000" w:usb3="00000000" w:csb0="0000019F" w:csb1="00000000"/>
-  </w:font>
   <w:font w:name="DengXian">
     <w:altName w:val="等线"/>
     <w:panose1 w:val="02010600030101010101"/>
@@ -5148,11 +5264,12 @@
     <w:pitch w:val="variable"/>
     <w:sig w:usb0="A00002BF" w:usb1="38CF7CFA" w:usb2="00000016" w:usb3="00000000" w:csb0="0004000F" w:csb1="00000000"/>
   </w:font>
-  <w:font w:name="Aptos Display">
+  <w:font w:name="Calibri Light">
+    <w:panose1 w:val="020F0302020204030204"/>
     <w:charset w:val="00"/>
     <w:family w:val="swiss"/>
     <w:pitch w:val="variable"/>
-    <w:sig w:usb0="20000287" w:usb1="00000003" w:usb2="00000000" w:usb3="00000000" w:csb0="0000019F" w:csb1="00000000"/>
+    <w:sig w:usb0="E4002EFF" w:usb1="C200247B" w:usb2="00000009" w:usb3="00000000" w:csb0="000001FF" w:csb1="00000000"/>
   </w:font>
 </w:fonts>
 </file>
@@ -5204,10 +5321,12 @@
     <w:rsid w:val="00350AE6"/>
     <w:rsid w:val="00360406"/>
     <w:rsid w:val="00367CF4"/>
+    <w:rsid w:val="00391477"/>
     <w:rsid w:val="00397316"/>
     <w:rsid w:val="003B3CFA"/>
     <w:rsid w:val="003E037C"/>
     <w:rsid w:val="003E35BB"/>
+    <w:rsid w:val="0040178C"/>
     <w:rsid w:val="00441283"/>
     <w:rsid w:val="00460B34"/>
     <w:rsid w:val="00491C4F"/>
@@ -5247,6 +5366,7 @@
     <w:rsid w:val="00AB115D"/>
     <w:rsid w:val="00AB46D5"/>
     <w:rsid w:val="00AE6758"/>
+    <w:rsid w:val="00BD016C"/>
     <w:rsid w:val="00C01D0B"/>
     <w:rsid w:val="00C03606"/>
     <w:rsid w:val="00C15EB1"/>
@@ -5293,7 +5413,7 @@
   <w:themeFontLang w:val="en-US" w:eastAsia="zh-CN" w:bidi="ar-SA"/>
   <w:clrSchemeMapping w:bg1="light1" w:t1="dark1" w:bg2="light2" w:t2="dark2" w:accent1="accent1" w:accent2="accent2" w:accent3="accent3" w:accent4="accent4" w:accent5="accent5" w:accent6="accent6" w:hyperlink="hyperlink" w:followedHyperlink="followedHyperlink"/>
   <w:decimalSymbol w:val=","/>
-  <w:listSeparator w:val=","/>
+  <w:listSeparator w:val=";"/>
   <w15:chartTrackingRefBased/>
 </w:settings>
 </file>
@@ -6611,7 +6731,11 @@
 </a:theme>
 </file>
 
-<file path=customXml/item1.xml>��< ? x m l   v e r s i o n = " 1 . 0 "   e n c o d i n g = " u t f - 1 6 " ? > +<file path=customXml/item1.xml><?xml version="1.0" encoding="utf-8"?>
+<b:Sources xmlns:b="http://schemas.openxmlformats.org/officeDocument/2006/bibliography" xmlns="http://schemas.openxmlformats.org/officeDocument/2006/bibliography" SelectedStyle="\APASixthEditionOfficeOnline.xsl" StyleName="APA" Version="6"/>
+</file>
+
+<file path=customXml/item2.xml>��< ? x m l   v e r s i o n = " 1 . 0 "   e n c o d i n g = " u t f - 1 6 " ? >   
  < N a v W o r d R e p o r t X m l P a r t   x m l n s = " u r n : m i c r o s o f t - d y n a m i c s - n a v / r e p o r t s / S t a n d a r d _ S a l e s _ I n v o i c e / 1 3 0 6 / " >   
@@ -6693,7 +6817,7 @@
  
          < C o m p a n y P h o n e N o _ L b l > C o m p a n y P h o n e N o _ L b l < / C o m p a n y P h o n e N o _ L b l >   
-         < C o m p a n y P i c t u r e > C o m p a n y P i c t u r e < / C o m p a n y P i c t u r e > +         < C o m p a n y P i c t u r e   / >   
          < C o m p a n y R e g i s t r a t i o n N u m b e r > C o m p a n y R e g i s t r a t i o n N u m b e r < / C o m p a n y R e g i s t r a t i o n N u m b e r >   
@@ -6797,6 +6921,8 @@
  
          < P a g e _ L b l > P a g e _ L b l < / P a g e _ L b l >   
+         < P a y m e n t D u e D a t e T e x t > P a y m e n t D u e D a t e T e x t < / P a y m e n t D u e D a t e T e x t > + 
          < P a y m e n t I n s t r u c t i o n s _ T x t > P a y m e n t I n s t r u c t i o n s _ T x t < / P a y m e n t I n s t r u c t i o n s _ T x t >   
          < P a y m e n t M e t h o d D e s c r i p t i o n > P a y m e n t M e t h o d D e s c r i p t i o n < / P a y m e n t M e t h o d D e s c r i p t i o n > @@ -6811,7 +6937,9 @@
  
          < P a y m e n t T e r m s D e s c r i p t i o n _ L b l > P a y m e n t T e r m s D e s c r i p t i o n _ L b l < / P a y m e n t T e r m s D e s c r i p t i o n _ L b l >   
-         < P i c t u r e > P i c t u r e < / P i c t u r e > +         < P e n a l t y I n t e r e s t T e x t > P e n a l t y I n t e r e s t T e x t < / P e n a l t y I n t e r e s t T e x t > + 
+         < P i c t u r e   / >   
          < P r i c e s I n c l u d i n g V A T > P r i c e s I n c l u d i n g V A T < / P r i c e s I n c l u d i n g V A T >   
@@ -7141,7 +7269,7 @@
  
          < P a y m e n t R e p o r t i n g A r g u m e n t >   
-             < P a y m e n t S e r v i c e L o g o > P a y m e n t S e r v i c e L o g o < / P a y m e n t S e r v i c e L o g o > +             < P a y m e n t S e r v i c e L o g o   / >   
              < P a y m e n t S e r v i c e L o g o _ U r l > P a y m e n t S e r v i c e L o g o _ U r l < / P a y m e n t S e r v i c e L o g o _ U r l >   
@@ -7232,22 +7360,18 @@
  < / N a v W o r d R e p o r t X m l P a r t > 
 </file>
 
-<file path=customXml/item2.xml><?xml version="1.0" encoding="utf-8"?>
-<b:Sources xmlns:b="http://schemas.openxmlformats.org/officeDocument/2006/bibliography" xmlns="http://schemas.openxmlformats.org/officeDocument/2006/bibliography" SelectedStyle="\APASixthEditionOfficeOnline.xsl" StyleName="APA" Version="6"/>
+<file path=customXml/itemProps1.xml><?xml version="1.0" encoding="utf-8"?>
+<ds:datastoreItem xmlns:ds="http://schemas.openxmlformats.org/officeDocument/2006/customXml" ds:itemID="{49C27AC9-9C00-4E5E-B9F7-03E5448D029A}">
+  <ds:schemaRefs>
+    <ds:schemaRef ds:uri="http://schemas.openxmlformats.org/officeDocument/2006/bibliography"/>
+  </ds:schemaRefs>
+</ds:datastoreItem>
 </file>
 
-<file path=customXml/itemProps1.xml><?xml version="1.0" encoding="utf-8"?>
+<file path=customXml/itemProps2.xml><?xml version="1.0" encoding="utf-8"?>
 <ds:datastoreItem xmlns:ds="http://schemas.openxmlformats.org/officeDocument/2006/customXml" ds:itemID="{DFF8BEC2-C0A4-435F-9715-E42E03FFB647}">
   <ds:schemaRefs>
     <ds:schemaRef ds:uri="urn:microsoft-dynamics-nav/reports/Standard_Sales_Invoice/1306/"/>
   </ds:schemaRefs>
 </ds:datastoreItem>
-</file>
-
-<file path=customXml/itemProps2.xml><?xml version="1.0" encoding="utf-8"?>
-<ds:datastoreItem xmlns:ds="http://schemas.openxmlformats.org/officeDocument/2006/customXml" ds:itemID="{49C27AC9-9C00-4E5E-B9F7-03E5448D029A}">
-  <ds:schemaRefs>
-    <ds:schemaRef ds:uri="http://schemas.openxmlformats.org/officeDocument/2006/bibliography"/>
-  </ds:schemaRefs>
-</ds:datastoreItem>
 </file>